--- a/dist/Gestiune_clienti_sqlite_portabil_v3/_internal/template/pv_defiscalizare.docx
+++ b/dist/Gestiune_clienti_sqlite_portabil_v3/_internal/template/pv_defiscalizare.docx
@@ -11,7 +11,6 @@
           <w:szCs w:val="40"/>
         </w:rPr>
       </w:pPr>
-      <w:proofErr w:type="gramStart"/>
       <w:r>
         <w:rPr>
           <w:b/>
@@ -36,7 +35,6 @@
         </w:rPr>
         <w:t>VERBAL</w:t>
       </w:r>
-      <w:proofErr w:type="gramEnd"/>
     </w:p>
     <w:p>
       <w:pPr>
@@ -67,7 +65,6 @@
         <w:t xml:space="preserve"> </w:t>
       </w:r>
       <w:proofErr w:type="spellStart"/>
-      <w:proofErr w:type="gramStart"/>
       <w:r>
         <w:rPr>
           <w:rFonts w:ascii="Arial" w:hAnsi="Arial" w:cs="Arial"/>
@@ -91,16 +88,7 @@
           <w:sz w:val="24"/>
           <w:szCs w:val="24"/>
         </w:rPr>
-        <w:t>{</w:t>
-      </w:r>
-      <w:proofErr w:type="gramEnd"/>
-      <w:r>
-        <w:rPr>
-          <w:rFonts w:ascii="Arial" w:hAnsi="Arial" w:cs="Arial"/>
-          <w:sz w:val="24"/>
-          <w:szCs w:val="24"/>
-        </w:rPr>
-        <w:t>Data}</w:t>
+        <w:t>{Data}</w:t>
       </w:r>
       <w:r>
         <w:rPr>
@@ -144,7 +132,6 @@
         <w:t xml:space="preserve"> </w:t>
       </w:r>
       <w:proofErr w:type="spellStart"/>
-      <w:proofErr w:type="gramStart"/>
       <w:r>
         <w:rPr>
           <w:rFonts w:ascii="Arial" w:hAnsi="Arial" w:cs="Arial"/>
@@ -162,33 +149,19 @@
         <w:rPr>
           <w:rFonts w:ascii="Arial" w:hAnsi="Arial" w:cs="Arial"/>
         </w:rPr>
-        <w:t xml:space="preserve"> verbal</w:t>
-      </w:r>
-      <w:proofErr w:type="gramEnd"/>
-      <w:r>
-        <w:rPr>
-          <w:rFonts w:ascii="Arial" w:hAnsi="Arial" w:cs="Arial"/>
-        </w:rPr>
-        <w:t xml:space="preserve"> </w:t>
-      </w:r>
-      <w:r>
-        <w:rPr>
-          <w:rFonts w:ascii="Arial" w:hAnsi="Arial" w:cs="Arial"/>
-        </w:rPr>
-        <w:t xml:space="preserve"> </w:t>
-      </w:r>
-      <w:r>
-        <w:rPr>
-          <w:rFonts w:ascii="Arial" w:hAnsi="Arial" w:cs="Arial"/>
-        </w:rPr>
-        <w:t>s-</w:t>
-      </w:r>
-      <w:proofErr w:type="gramStart"/>
-      <w:r>
-        <w:rPr>
-          <w:rFonts w:ascii="Arial" w:hAnsi="Arial" w:cs="Arial"/>
-        </w:rPr>
-        <w:t>a</w:t>
+        <w:t xml:space="preserve"> verbal </w:t>
+      </w:r>
+      <w:r>
+        <w:rPr>
+          <w:rFonts w:ascii="Arial" w:hAnsi="Arial" w:cs="Arial"/>
+        </w:rPr>
+        <w:t xml:space="preserve"> </w:t>
+      </w:r>
+      <w:r>
+        <w:rPr>
+          <w:rFonts w:ascii="Arial" w:hAnsi="Arial" w:cs="Arial"/>
+        </w:rPr>
+        <w:t>s-a</w:t>
       </w:r>
       <w:r>
         <w:rPr>
@@ -210,25 +183,17 @@
         <w:t>intocmit</w:t>
       </w:r>
       <w:proofErr w:type="spellEnd"/>
-      <w:proofErr w:type="gramEnd"/>
-      <w:r>
-        <w:rPr>
-          <w:rFonts w:ascii="Arial" w:hAnsi="Arial" w:cs="Arial"/>
-        </w:rPr>
-        <w:t xml:space="preserve"> </w:t>
-      </w:r>
-      <w:r>
-        <w:rPr>
-          <w:rFonts w:ascii="Arial" w:hAnsi="Arial" w:cs="Arial"/>
-        </w:rPr>
-        <w:t xml:space="preserve"> </w:t>
-      </w:r>
-      <w:proofErr w:type="gramStart"/>
-      <w:r>
-        <w:rPr>
-          <w:rFonts w:ascii="Arial" w:hAnsi="Arial" w:cs="Arial"/>
-        </w:rPr>
-        <w:t xml:space="preserve">in </w:t>
+      <w:r>
+        <w:rPr>
+          <w:rFonts w:ascii="Arial" w:hAnsi="Arial" w:cs="Arial"/>
+        </w:rPr>
+        <w:t xml:space="preserve"> </w:t>
+      </w:r>
+      <w:r>
+        <w:rPr>
+          <w:rFonts w:ascii="Arial" w:hAnsi="Arial" w:cs="Arial"/>
+        </w:rPr>
+        <w:t xml:space="preserve"> in </w:t>
       </w:r>
       <w:r>
         <w:rPr>
@@ -244,7 +209,6 @@
         <w:t>baza</w:t>
       </w:r>
       <w:proofErr w:type="spellEnd"/>
-      <w:proofErr w:type="gramEnd"/>
       <w:r>
         <w:rPr>
           <w:rFonts w:ascii="Arial" w:hAnsi="Arial" w:cs="Arial"/>
@@ -269,14 +233,281 @@
         <w:rPr>
           <w:rFonts w:ascii="Arial" w:hAnsi="Arial" w:cs="Arial"/>
         </w:rPr>
-        <w:t xml:space="preserve"> 5, a HG nr.</w:t>
-      </w:r>
-      <w:proofErr w:type="gramStart"/>
-      <w:r>
-        <w:rPr>
-          <w:rFonts w:ascii="Arial" w:hAnsi="Arial" w:cs="Arial"/>
-        </w:rPr>
-        <w:t xml:space="preserve">479 </w:t>
+        <w:t xml:space="preserve"> 5, a HG nr.479 </w:t>
+      </w:r>
+      <w:r>
+        <w:rPr>
+          <w:rFonts w:ascii="Arial" w:hAnsi="Arial" w:cs="Arial"/>
+        </w:rPr>
+        <w:t xml:space="preserve"> </w:t>
+      </w:r>
+      <w:r>
+        <w:rPr>
+          <w:rFonts w:ascii="Arial" w:hAnsi="Arial" w:cs="Arial"/>
+        </w:rPr>
+        <w:t xml:space="preserve">din 18 </w:t>
+      </w:r>
+      <w:proofErr w:type="spellStart"/>
+      <w:r>
+        <w:rPr>
+          <w:rFonts w:ascii="Arial" w:hAnsi="Arial" w:cs="Arial"/>
+        </w:rPr>
+        <w:t>aprilie</w:t>
+      </w:r>
+      <w:proofErr w:type="spellEnd"/>
+      <w:r>
+        <w:rPr>
+          <w:rFonts w:ascii="Arial" w:hAnsi="Arial" w:cs="Arial"/>
+        </w:rPr>
+        <w:t xml:space="preserve"> 2003,</w:t>
+      </w:r>
+      <w:r>
+        <w:rPr>
+          <w:rFonts w:ascii="Arial" w:hAnsi="Arial" w:cs="Arial"/>
+        </w:rPr>
+        <w:t xml:space="preserve"> </w:t>
+      </w:r>
+      <w:r>
+        <w:rPr>
+          <w:rFonts w:ascii="Arial" w:hAnsi="Arial" w:cs="Arial"/>
+        </w:rPr>
+        <w:t xml:space="preserve"> </w:t>
+      </w:r>
+      <w:proofErr w:type="spellStart"/>
+      <w:r>
+        <w:rPr>
+          <w:rFonts w:ascii="Arial" w:hAnsi="Arial" w:cs="Arial"/>
+        </w:rPr>
+        <w:t>republicat</w:t>
+      </w:r>
+      <w:proofErr w:type="spellEnd"/>
+      <w:r>
+        <w:rPr>
+          <w:rFonts w:ascii="Arial" w:hAnsi="Arial" w:cs="Arial"/>
+        </w:rPr>
+        <w:t xml:space="preserve">, </w:t>
+      </w:r>
+      <w:r>
+        <w:rPr>
+          <w:rFonts w:ascii="Arial" w:hAnsi="Arial" w:cs="Arial"/>
+        </w:rPr>
+        <w:t xml:space="preserve"> </w:t>
+      </w:r>
+      <w:proofErr w:type="spellStart"/>
+      <w:r>
+        <w:rPr>
+          <w:rFonts w:ascii="Arial" w:hAnsi="Arial" w:cs="Arial"/>
+        </w:rPr>
+        <w:t>privind</w:t>
+      </w:r>
+      <w:proofErr w:type="spellEnd"/>
+      <w:r>
+        <w:rPr>
+          <w:rFonts w:ascii="Arial" w:hAnsi="Arial" w:cs="Arial"/>
+        </w:rPr>
+        <w:t xml:space="preserve"> </w:t>
+      </w:r>
+      <w:proofErr w:type="spellStart"/>
+      <w:r>
+        <w:rPr>
+          <w:rFonts w:ascii="Arial" w:hAnsi="Arial" w:cs="Arial"/>
+        </w:rPr>
+        <w:t>aprobarea</w:t>
+      </w:r>
+      <w:proofErr w:type="spellEnd"/>
+      <w:r>
+        <w:rPr>
+          <w:rFonts w:ascii="Arial" w:hAnsi="Arial" w:cs="Arial"/>
+        </w:rPr>
+        <w:t xml:space="preserve"> </w:t>
+      </w:r>
+      <w:r>
+        <w:rPr>
+          <w:rFonts w:ascii="Arial" w:hAnsi="Arial" w:cs="Arial"/>
+        </w:rPr>
+        <w:t xml:space="preserve"> </w:t>
+      </w:r>
+      <w:proofErr w:type="spellStart"/>
+      <w:r>
+        <w:rPr>
+          <w:rFonts w:ascii="Arial" w:hAnsi="Arial" w:cs="Arial"/>
+        </w:rPr>
+        <w:t>Normelor</w:t>
+      </w:r>
+      <w:proofErr w:type="spellEnd"/>
+      <w:r>
+        <w:rPr>
+          <w:rFonts w:ascii="Arial" w:hAnsi="Arial" w:cs="Arial"/>
+        </w:rPr>
+        <w:t xml:space="preserve"> </w:t>
+      </w:r>
+      <w:r>
+        <w:rPr>
+          <w:rFonts w:ascii="Arial" w:hAnsi="Arial" w:cs="Arial"/>
+        </w:rPr>
+        <w:t xml:space="preserve"> </w:t>
+      </w:r>
+      <w:proofErr w:type="spellStart"/>
+      <w:r>
+        <w:rPr>
+          <w:rFonts w:ascii="Arial" w:hAnsi="Arial" w:cs="Arial"/>
+        </w:rPr>
+        <w:t>metodologice</w:t>
+      </w:r>
+      <w:proofErr w:type="spellEnd"/>
+      <w:r>
+        <w:rPr>
+          <w:rFonts w:ascii="Arial" w:hAnsi="Arial" w:cs="Arial"/>
+        </w:rPr>
+        <w:t xml:space="preserve"> de </w:t>
+      </w:r>
+      <w:proofErr w:type="spellStart"/>
+      <w:r>
+        <w:rPr>
+          <w:rFonts w:ascii="Arial" w:hAnsi="Arial" w:cs="Arial"/>
+        </w:rPr>
+        <w:t>aplicarea</w:t>
+      </w:r>
+      <w:proofErr w:type="spellEnd"/>
+      <w:r>
+        <w:rPr>
+          <w:rFonts w:ascii="Arial" w:hAnsi="Arial" w:cs="Arial"/>
+        </w:rPr>
+        <w:t xml:space="preserve"> </w:t>
+      </w:r>
+      <w:r>
+        <w:rPr>
+          <w:rFonts w:ascii="Arial" w:hAnsi="Arial" w:cs="Arial"/>
+        </w:rPr>
+        <w:t xml:space="preserve"> </w:t>
+      </w:r>
+      <w:proofErr w:type="spellStart"/>
+      <w:r>
+        <w:rPr>
+          <w:rFonts w:ascii="Arial" w:hAnsi="Arial" w:cs="Arial"/>
+        </w:rPr>
+        <w:t>Ordonantei</w:t>
+      </w:r>
+      <w:proofErr w:type="spellEnd"/>
+      <w:r>
+        <w:rPr>
+          <w:rFonts w:ascii="Arial" w:hAnsi="Arial" w:cs="Arial"/>
+        </w:rPr>
+        <w:t xml:space="preserve"> </w:t>
+      </w:r>
+      <w:r>
+        <w:rPr>
+          <w:rFonts w:ascii="Arial" w:hAnsi="Arial" w:cs="Arial"/>
+        </w:rPr>
+        <w:t xml:space="preserve"> </w:t>
+      </w:r>
+      <w:r>
+        <w:rPr>
+          <w:rFonts w:ascii="Arial" w:hAnsi="Arial" w:cs="Arial"/>
+        </w:rPr>
+        <w:t>de</w:t>
+      </w:r>
+      <w:r>
+        <w:rPr>
+          <w:rFonts w:ascii="Arial" w:hAnsi="Arial" w:cs="Arial"/>
+        </w:rPr>
+        <w:t xml:space="preserve"> </w:t>
+      </w:r>
+      <w:r>
+        <w:rPr>
+          <w:rFonts w:ascii="Arial" w:hAnsi="Arial" w:cs="Arial"/>
+        </w:rPr>
+        <w:t xml:space="preserve"> </w:t>
+      </w:r>
+      <w:proofErr w:type="spellStart"/>
+      <w:r>
+        <w:rPr>
+          <w:rFonts w:ascii="Arial" w:hAnsi="Arial" w:cs="Arial"/>
+        </w:rPr>
+        <w:t>urgenta</w:t>
+      </w:r>
+      <w:proofErr w:type="spellEnd"/>
+      <w:r>
+        <w:rPr>
+          <w:rFonts w:ascii="Arial" w:hAnsi="Arial" w:cs="Arial"/>
+        </w:rPr>
+        <w:t xml:space="preserve"> </w:t>
+      </w:r>
+      <w:r>
+        <w:rPr>
+          <w:rFonts w:ascii="Arial" w:hAnsi="Arial" w:cs="Arial"/>
+        </w:rPr>
+        <w:t xml:space="preserve"> a</w:t>
+      </w:r>
+      <w:r>
+        <w:rPr>
+          <w:rFonts w:ascii="Arial" w:hAnsi="Arial" w:cs="Arial"/>
+        </w:rPr>
+        <w:t xml:space="preserve"> </w:t>
+      </w:r>
+      <w:r>
+        <w:rPr>
+          <w:rFonts w:ascii="Arial" w:hAnsi="Arial" w:cs="Arial"/>
+        </w:rPr>
+        <w:t xml:space="preserve"> </w:t>
+      </w:r>
+      <w:proofErr w:type="spellStart"/>
+      <w:r>
+        <w:rPr>
+          <w:rFonts w:ascii="Arial" w:hAnsi="Arial" w:cs="Arial"/>
+        </w:rPr>
+        <w:t>Guvernului</w:t>
+      </w:r>
+      <w:proofErr w:type="spellEnd"/>
+      <w:r>
+        <w:rPr>
+          <w:rFonts w:ascii="Arial" w:hAnsi="Arial" w:cs="Arial"/>
+        </w:rPr>
+        <w:t xml:space="preserve"> </w:t>
+      </w:r>
+      <w:r>
+        <w:rPr>
+          <w:rFonts w:ascii="Arial" w:hAnsi="Arial" w:cs="Arial"/>
+        </w:rPr>
+        <w:t xml:space="preserve"> </w:t>
+      </w:r>
+      <w:r>
+        <w:rPr>
+          <w:rFonts w:ascii="Arial" w:hAnsi="Arial" w:cs="Arial"/>
+        </w:rPr>
+        <w:t xml:space="preserve">nr.28/1999 </w:t>
+      </w:r>
+      <w:r>
+        <w:rPr>
+          <w:rFonts w:ascii="Arial" w:hAnsi="Arial" w:cs="Arial"/>
+        </w:rPr>
+        <w:t xml:space="preserve"> </w:t>
+      </w:r>
+      <w:proofErr w:type="spellStart"/>
+      <w:r>
+        <w:rPr>
+          <w:rFonts w:ascii="Arial" w:hAnsi="Arial" w:cs="Arial"/>
+        </w:rPr>
+        <w:t>si</w:t>
+      </w:r>
+      <w:proofErr w:type="spellEnd"/>
+      <w:r>
+        <w:rPr>
+          <w:rFonts w:ascii="Arial" w:hAnsi="Arial" w:cs="Arial"/>
+        </w:rPr>
+        <w:t xml:space="preserve"> </w:t>
+      </w:r>
+      <w:r>
+        <w:rPr>
+          <w:rFonts w:ascii="Arial" w:hAnsi="Arial" w:cs="Arial"/>
+        </w:rPr>
+        <w:t xml:space="preserve"> </w:t>
+      </w:r>
+      <w:r>
+        <w:rPr>
+          <w:rFonts w:ascii="Arial" w:hAnsi="Arial" w:cs="Arial"/>
+        </w:rPr>
+        <w:t xml:space="preserve">OUG 91/2014 </w:t>
       </w:r>
       <w:r>
         <w:rPr>
@@ -290,59 +521,141 @@
         </w:rPr>
         <w:t>din</w:t>
       </w:r>
-      <w:proofErr w:type="gramEnd"/>
-      <w:r>
-        <w:rPr>
-          <w:rFonts w:ascii="Arial" w:hAnsi="Arial" w:cs="Arial"/>
-        </w:rPr>
-        <w:t xml:space="preserve"> 18 </w:t>
-      </w:r>
-      <w:proofErr w:type="spellStart"/>
-      <w:r>
-        <w:rPr>
-          <w:rFonts w:ascii="Arial" w:hAnsi="Arial" w:cs="Arial"/>
-        </w:rPr>
-        <w:t>aprilie</w:t>
-      </w:r>
-      <w:proofErr w:type="spellEnd"/>
-      <w:r>
-        <w:rPr>
-          <w:rFonts w:ascii="Arial" w:hAnsi="Arial" w:cs="Arial"/>
-        </w:rPr>
-        <w:t xml:space="preserve"> </w:t>
-      </w:r>
-      <w:proofErr w:type="gramStart"/>
-      <w:r>
-        <w:rPr>
-          <w:rFonts w:ascii="Arial" w:hAnsi="Arial" w:cs="Arial"/>
-        </w:rPr>
-        <w:t>2003,</w:t>
-      </w:r>
-      <w:r>
-        <w:rPr>
-          <w:rFonts w:ascii="Arial" w:hAnsi="Arial" w:cs="Arial"/>
-        </w:rPr>
-        <w:t xml:space="preserve"> </w:t>
-      </w:r>
-      <w:r>
-        <w:rPr>
-          <w:rFonts w:ascii="Arial" w:hAnsi="Arial" w:cs="Arial"/>
-        </w:rPr>
-        <w:t xml:space="preserve"> </w:t>
-      </w:r>
-      <w:proofErr w:type="spellStart"/>
-      <w:r>
-        <w:rPr>
-          <w:rFonts w:ascii="Arial" w:hAnsi="Arial" w:cs="Arial"/>
-        </w:rPr>
-        <w:t>republicat</w:t>
-      </w:r>
-      <w:proofErr w:type="spellEnd"/>
-      <w:r>
-        <w:rPr>
-          <w:rFonts w:ascii="Arial" w:hAnsi="Arial" w:cs="Arial"/>
-        </w:rPr>
-        <w:t xml:space="preserve">, </w:t>
+      <w:r>
+        <w:rPr>
+          <w:rFonts w:ascii="Arial" w:hAnsi="Arial" w:cs="Arial"/>
+        </w:rPr>
+        <w:t xml:space="preserve"> </w:t>
+      </w:r>
+      <w:r>
+        <w:rPr>
+          <w:rFonts w:ascii="Arial" w:hAnsi="Arial" w:cs="Arial"/>
+        </w:rPr>
+        <w:t xml:space="preserve"> 31 </w:t>
+      </w:r>
+      <w:proofErr w:type="spellStart"/>
+      <w:r>
+        <w:rPr>
+          <w:rFonts w:ascii="Arial" w:hAnsi="Arial" w:cs="Arial"/>
+        </w:rPr>
+        <w:t>decembrie</w:t>
+      </w:r>
+      <w:proofErr w:type="spellEnd"/>
+      <w:r>
+        <w:rPr>
+          <w:rFonts w:ascii="Arial" w:hAnsi="Arial" w:cs="Arial"/>
+        </w:rPr>
+        <w:t xml:space="preserve"> </w:t>
+      </w:r>
+      <w:r>
+        <w:rPr>
+          <w:rFonts w:ascii="Arial" w:hAnsi="Arial" w:cs="Arial"/>
+        </w:rPr>
+        <w:t xml:space="preserve"> </w:t>
+      </w:r>
+      <w:r>
+        <w:rPr>
+          <w:rFonts w:ascii="Arial" w:hAnsi="Arial" w:cs="Arial"/>
+        </w:rPr>
+        <w:t xml:space="preserve">2014 </w:t>
+      </w:r>
+      <w:r>
+        <w:rPr>
+          <w:rFonts w:ascii="Arial" w:hAnsi="Arial" w:cs="Arial"/>
+        </w:rPr>
+        <w:t xml:space="preserve"> </w:t>
+      </w:r>
+      <w:proofErr w:type="spellStart"/>
+      <w:r>
+        <w:rPr>
+          <w:rFonts w:ascii="Arial" w:hAnsi="Arial" w:cs="Arial"/>
+        </w:rPr>
+        <w:t>pentru</w:t>
+      </w:r>
+      <w:proofErr w:type="spellEnd"/>
+      <w:r>
+        <w:rPr>
+          <w:rFonts w:ascii="Arial" w:hAnsi="Arial" w:cs="Arial"/>
+        </w:rPr>
+        <w:t xml:space="preserve"> </w:t>
+      </w:r>
+      <w:r>
+        <w:rPr>
+          <w:rFonts w:ascii="Arial" w:hAnsi="Arial" w:cs="Arial"/>
+        </w:rPr>
+        <w:t xml:space="preserve"> </w:t>
+      </w:r>
+      <w:proofErr w:type="spellStart"/>
+      <w:r>
+        <w:rPr>
+          <w:rFonts w:ascii="Arial" w:hAnsi="Arial" w:cs="Arial"/>
+        </w:rPr>
+        <w:t>modificarea</w:t>
+      </w:r>
+      <w:proofErr w:type="spellEnd"/>
+      <w:r>
+        <w:rPr>
+          <w:rFonts w:ascii="Arial" w:hAnsi="Arial" w:cs="Arial"/>
+        </w:rPr>
+        <w:t xml:space="preserve"> </w:t>
+      </w:r>
+      <w:r>
+        <w:rPr>
+          <w:rFonts w:ascii="Arial" w:hAnsi="Arial" w:cs="Arial"/>
+        </w:rPr>
+        <w:t xml:space="preserve"> </w:t>
+      </w:r>
+      <w:proofErr w:type="spellStart"/>
+      <w:r>
+        <w:rPr>
+          <w:rFonts w:ascii="Arial" w:hAnsi="Arial" w:cs="Arial"/>
+        </w:rPr>
+        <w:t>si</w:t>
+      </w:r>
+      <w:proofErr w:type="spellEnd"/>
+      <w:r>
+        <w:rPr>
+          <w:rFonts w:ascii="Arial" w:hAnsi="Arial" w:cs="Arial"/>
+        </w:rPr>
+        <w:t xml:space="preserve"> </w:t>
+      </w:r>
+      <w:r>
+        <w:rPr>
+          <w:rFonts w:ascii="Arial" w:hAnsi="Arial" w:cs="Arial"/>
+        </w:rPr>
+        <w:t xml:space="preserve"> </w:t>
+      </w:r>
+      <w:proofErr w:type="spellStart"/>
+      <w:r>
+        <w:rPr>
+          <w:rFonts w:ascii="Arial" w:hAnsi="Arial" w:cs="Arial"/>
+        </w:rPr>
+        <w:t>completarea</w:t>
+      </w:r>
+      <w:proofErr w:type="spellEnd"/>
+      <w:r>
+        <w:rPr>
+          <w:rFonts w:ascii="Arial" w:hAnsi="Arial" w:cs="Arial"/>
+        </w:rPr>
+        <w:t xml:space="preserve"> </w:t>
+      </w:r>
+      <w:r>
+        <w:rPr>
+          <w:rFonts w:ascii="Arial" w:hAnsi="Arial" w:cs="Arial"/>
+        </w:rPr>
+        <w:t xml:space="preserve"> </w:t>
+      </w:r>
+      <w:r>
+        <w:rPr>
+          <w:rFonts w:ascii="Arial" w:hAnsi="Arial" w:cs="Arial"/>
+        </w:rPr>
+        <w:t>OUG 28/1999</w:t>
+      </w:r>
+      <w:r>
+        <w:rPr>
+          <w:rFonts w:ascii="Arial" w:hAnsi="Arial" w:cs="Arial"/>
+        </w:rPr>
+        <w:t xml:space="preserve"> </w:t>
       </w:r>
       <w:r>
         <w:rPr>
@@ -358,441 +671,19 @@
         <w:t>privind</w:t>
       </w:r>
       <w:proofErr w:type="spellEnd"/>
-      <w:proofErr w:type="gramEnd"/>
-      <w:r>
-        <w:rPr>
-          <w:rFonts w:ascii="Arial" w:hAnsi="Arial" w:cs="Arial"/>
-        </w:rPr>
-        <w:t xml:space="preserve"> </w:t>
-      </w:r>
-      <w:proofErr w:type="spellStart"/>
-      <w:proofErr w:type="gramStart"/>
-      <w:r>
-        <w:rPr>
-          <w:rFonts w:ascii="Arial" w:hAnsi="Arial" w:cs="Arial"/>
-        </w:rPr>
-        <w:t>aprobarea</w:t>
-      </w:r>
-      <w:proofErr w:type="spellEnd"/>
-      <w:r>
-        <w:rPr>
-          <w:rFonts w:ascii="Arial" w:hAnsi="Arial" w:cs="Arial"/>
-        </w:rPr>
-        <w:t xml:space="preserve"> </w:t>
-      </w:r>
-      <w:r>
-        <w:rPr>
-          <w:rFonts w:ascii="Arial" w:hAnsi="Arial" w:cs="Arial"/>
-        </w:rPr>
-        <w:t xml:space="preserve"> </w:t>
-      </w:r>
-      <w:proofErr w:type="spellStart"/>
-      <w:r>
-        <w:rPr>
-          <w:rFonts w:ascii="Arial" w:hAnsi="Arial" w:cs="Arial"/>
-        </w:rPr>
-        <w:t>Normelor</w:t>
-      </w:r>
-      <w:proofErr w:type="spellEnd"/>
-      <w:proofErr w:type="gramEnd"/>
-      <w:r>
-        <w:rPr>
-          <w:rFonts w:ascii="Arial" w:hAnsi="Arial" w:cs="Arial"/>
-        </w:rPr>
-        <w:t xml:space="preserve"> </w:t>
-      </w:r>
-      <w:r>
-        <w:rPr>
-          <w:rFonts w:ascii="Arial" w:hAnsi="Arial" w:cs="Arial"/>
-        </w:rPr>
-        <w:t xml:space="preserve"> </w:t>
-      </w:r>
-      <w:proofErr w:type="spellStart"/>
-      <w:r>
-        <w:rPr>
-          <w:rFonts w:ascii="Arial" w:hAnsi="Arial" w:cs="Arial"/>
-        </w:rPr>
-        <w:t>metodologice</w:t>
-      </w:r>
-      <w:proofErr w:type="spellEnd"/>
-      <w:r>
-        <w:rPr>
-          <w:rFonts w:ascii="Arial" w:hAnsi="Arial" w:cs="Arial"/>
-        </w:rPr>
-        <w:t xml:space="preserve"> de </w:t>
-      </w:r>
-      <w:proofErr w:type="spellStart"/>
-      <w:proofErr w:type="gramStart"/>
-      <w:r>
-        <w:rPr>
-          <w:rFonts w:ascii="Arial" w:hAnsi="Arial" w:cs="Arial"/>
-        </w:rPr>
-        <w:t>aplicarea</w:t>
-      </w:r>
-      <w:proofErr w:type="spellEnd"/>
-      <w:r>
-        <w:rPr>
-          <w:rFonts w:ascii="Arial" w:hAnsi="Arial" w:cs="Arial"/>
-        </w:rPr>
-        <w:t xml:space="preserve"> </w:t>
-      </w:r>
-      <w:r>
-        <w:rPr>
-          <w:rFonts w:ascii="Arial" w:hAnsi="Arial" w:cs="Arial"/>
-        </w:rPr>
-        <w:t xml:space="preserve"> </w:t>
-      </w:r>
-      <w:proofErr w:type="spellStart"/>
-      <w:r>
-        <w:rPr>
-          <w:rFonts w:ascii="Arial" w:hAnsi="Arial" w:cs="Arial"/>
-        </w:rPr>
-        <w:t>Ordonantei</w:t>
-      </w:r>
-      <w:proofErr w:type="spellEnd"/>
-      <w:proofErr w:type="gramEnd"/>
-      <w:r>
-        <w:rPr>
-          <w:rFonts w:ascii="Arial" w:hAnsi="Arial" w:cs="Arial"/>
-        </w:rPr>
-        <w:t xml:space="preserve"> </w:t>
-      </w:r>
-      <w:r>
-        <w:rPr>
-          <w:rFonts w:ascii="Arial" w:hAnsi="Arial" w:cs="Arial"/>
-        </w:rPr>
-        <w:t xml:space="preserve"> </w:t>
-      </w:r>
-      <w:proofErr w:type="gramStart"/>
-      <w:r>
-        <w:rPr>
-          <w:rFonts w:ascii="Arial" w:hAnsi="Arial" w:cs="Arial"/>
-        </w:rPr>
-        <w:t>de</w:t>
-      </w:r>
-      <w:r>
-        <w:rPr>
-          <w:rFonts w:ascii="Arial" w:hAnsi="Arial" w:cs="Arial"/>
-        </w:rPr>
-        <w:t xml:space="preserve"> </w:t>
-      </w:r>
-      <w:r>
-        <w:rPr>
-          <w:rFonts w:ascii="Arial" w:hAnsi="Arial" w:cs="Arial"/>
-        </w:rPr>
-        <w:t xml:space="preserve"> </w:t>
-      </w:r>
-      <w:proofErr w:type="spellStart"/>
-      <w:r>
-        <w:rPr>
-          <w:rFonts w:ascii="Arial" w:hAnsi="Arial" w:cs="Arial"/>
-        </w:rPr>
-        <w:t>urgenta</w:t>
-      </w:r>
-      <w:proofErr w:type="spellEnd"/>
-      <w:proofErr w:type="gramEnd"/>
-      <w:r>
-        <w:rPr>
-          <w:rFonts w:ascii="Arial" w:hAnsi="Arial" w:cs="Arial"/>
-        </w:rPr>
-        <w:t xml:space="preserve"> </w:t>
-      </w:r>
-      <w:r>
-        <w:rPr>
-          <w:rFonts w:ascii="Arial" w:hAnsi="Arial" w:cs="Arial"/>
-        </w:rPr>
-        <w:t xml:space="preserve"> </w:t>
-      </w:r>
-      <w:proofErr w:type="gramStart"/>
-      <w:r>
-        <w:rPr>
-          <w:rFonts w:ascii="Arial" w:hAnsi="Arial" w:cs="Arial"/>
-        </w:rPr>
-        <w:t>a</w:t>
-      </w:r>
-      <w:r>
-        <w:rPr>
-          <w:rFonts w:ascii="Arial" w:hAnsi="Arial" w:cs="Arial"/>
-        </w:rPr>
-        <w:t xml:space="preserve"> </w:t>
-      </w:r>
-      <w:r>
-        <w:rPr>
-          <w:rFonts w:ascii="Arial" w:hAnsi="Arial" w:cs="Arial"/>
-        </w:rPr>
-        <w:t xml:space="preserve"> </w:t>
-      </w:r>
-      <w:proofErr w:type="spellStart"/>
-      <w:r>
-        <w:rPr>
-          <w:rFonts w:ascii="Arial" w:hAnsi="Arial" w:cs="Arial"/>
-        </w:rPr>
-        <w:t>Guvernului</w:t>
-      </w:r>
-      <w:proofErr w:type="spellEnd"/>
-      <w:proofErr w:type="gramEnd"/>
-      <w:r>
-        <w:rPr>
-          <w:rFonts w:ascii="Arial" w:hAnsi="Arial" w:cs="Arial"/>
-        </w:rPr>
-        <w:t xml:space="preserve"> </w:t>
-      </w:r>
-      <w:r>
-        <w:rPr>
-          <w:rFonts w:ascii="Arial" w:hAnsi="Arial" w:cs="Arial"/>
-        </w:rPr>
-        <w:t xml:space="preserve"> </w:t>
-      </w:r>
-      <w:r>
-        <w:rPr>
-          <w:rFonts w:ascii="Arial" w:hAnsi="Arial" w:cs="Arial"/>
-        </w:rPr>
-        <w:t>nr.28/</w:t>
-      </w:r>
-      <w:proofErr w:type="gramStart"/>
-      <w:r>
-        <w:rPr>
-          <w:rFonts w:ascii="Arial" w:hAnsi="Arial" w:cs="Arial"/>
-        </w:rPr>
-        <w:t xml:space="preserve">1999 </w:t>
-      </w:r>
-      <w:r>
-        <w:rPr>
-          <w:rFonts w:ascii="Arial" w:hAnsi="Arial" w:cs="Arial"/>
-        </w:rPr>
-        <w:t xml:space="preserve"> </w:t>
-      </w:r>
-      <w:proofErr w:type="spellStart"/>
-      <w:r>
-        <w:rPr>
-          <w:rFonts w:ascii="Arial" w:hAnsi="Arial" w:cs="Arial"/>
-        </w:rPr>
-        <w:t>si</w:t>
-      </w:r>
-      <w:proofErr w:type="spellEnd"/>
-      <w:proofErr w:type="gramEnd"/>
-      <w:r>
-        <w:rPr>
-          <w:rFonts w:ascii="Arial" w:hAnsi="Arial" w:cs="Arial"/>
-        </w:rPr>
-        <w:t xml:space="preserve"> </w:t>
-      </w:r>
-      <w:r>
-        <w:rPr>
-          <w:rFonts w:ascii="Arial" w:hAnsi="Arial" w:cs="Arial"/>
-        </w:rPr>
-        <w:t xml:space="preserve"> </w:t>
-      </w:r>
-      <w:r>
-        <w:rPr>
-          <w:rFonts w:ascii="Arial" w:hAnsi="Arial" w:cs="Arial"/>
-        </w:rPr>
-        <w:t>OUG 91/</w:t>
-      </w:r>
-      <w:proofErr w:type="gramStart"/>
-      <w:r>
-        <w:rPr>
-          <w:rFonts w:ascii="Arial" w:hAnsi="Arial" w:cs="Arial"/>
-        </w:rPr>
-        <w:t xml:space="preserve">2014 </w:t>
-      </w:r>
-      <w:r>
-        <w:rPr>
-          <w:rFonts w:ascii="Arial" w:hAnsi="Arial" w:cs="Arial"/>
-        </w:rPr>
-        <w:t xml:space="preserve"> </w:t>
-      </w:r>
-      <w:r>
-        <w:rPr>
-          <w:rFonts w:ascii="Arial" w:hAnsi="Arial" w:cs="Arial"/>
-        </w:rPr>
-        <w:t>din</w:t>
-      </w:r>
-      <w:proofErr w:type="gramEnd"/>
-      <w:r>
-        <w:rPr>
-          <w:rFonts w:ascii="Arial" w:hAnsi="Arial" w:cs="Arial"/>
-        </w:rPr>
-        <w:t xml:space="preserve"> </w:t>
-      </w:r>
-      <w:r>
-        <w:rPr>
-          <w:rFonts w:ascii="Arial" w:hAnsi="Arial" w:cs="Arial"/>
-        </w:rPr>
-        <w:t xml:space="preserve"> 31 </w:t>
-      </w:r>
-      <w:proofErr w:type="spellStart"/>
-      <w:proofErr w:type="gramStart"/>
-      <w:r>
-        <w:rPr>
-          <w:rFonts w:ascii="Arial" w:hAnsi="Arial" w:cs="Arial"/>
-        </w:rPr>
-        <w:t>decembrie</w:t>
-      </w:r>
-      <w:proofErr w:type="spellEnd"/>
-      <w:r>
-        <w:rPr>
-          <w:rFonts w:ascii="Arial" w:hAnsi="Arial" w:cs="Arial"/>
-        </w:rPr>
-        <w:t xml:space="preserve"> </w:t>
-      </w:r>
-      <w:r>
-        <w:rPr>
-          <w:rFonts w:ascii="Arial" w:hAnsi="Arial" w:cs="Arial"/>
-        </w:rPr>
-        <w:t xml:space="preserve"> </w:t>
-      </w:r>
-      <w:r>
-        <w:rPr>
-          <w:rFonts w:ascii="Arial" w:hAnsi="Arial" w:cs="Arial"/>
-        </w:rPr>
-        <w:t>2014</w:t>
-      </w:r>
-      <w:proofErr w:type="gramEnd"/>
-      <w:r>
-        <w:rPr>
-          <w:rFonts w:ascii="Arial" w:hAnsi="Arial" w:cs="Arial"/>
-        </w:rPr>
-        <w:t xml:space="preserve"> </w:t>
-      </w:r>
-      <w:r>
-        <w:rPr>
-          <w:rFonts w:ascii="Arial" w:hAnsi="Arial" w:cs="Arial"/>
-        </w:rPr>
-        <w:t xml:space="preserve"> </w:t>
-      </w:r>
-      <w:proofErr w:type="spellStart"/>
-      <w:proofErr w:type="gramStart"/>
-      <w:r>
-        <w:rPr>
-          <w:rFonts w:ascii="Arial" w:hAnsi="Arial" w:cs="Arial"/>
-        </w:rPr>
-        <w:t>pentru</w:t>
-      </w:r>
-      <w:proofErr w:type="spellEnd"/>
-      <w:r>
-        <w:rPr>
-          <w:rFonts w:ascii="Arial" w:hAnsi="Arial" w:cs="Arial"/>
-        </w:rPr>
-        <w:t xml:space="preserve"> </w:t>
-      </w:r>
-      <w:r>
-        <w:rPr>
-          <w:rFonts w:ascii="Arial" w:hAnsi="Arial" w:cs="Arial"/>
-        </w:rPr>
-        <w:t xml:space="preserve"> </w:t>
-      </w:r>
-      <w:proofErr w:type="spellStart"/>
-      <w:r>
-        <w:rPr>
-          <w:rFonts w:ascii="Arial" w:hAnsi="Arial" w:cs="Arial"/>
-        </w:rPr>
-        <w:t>modificarea</w:t>
-      </w:r>
-      <w:proofErr w:type="spellEnd"/>
-      <w:proofErr w:type="gramEnd"/>
-      <w:r>
-        <w:rPr>
-          <w:rFonts w:ascii="Arial" w:hAnsi="Arial" w:cs="Arial"/>
-        </w:rPr>
-        <w:t xml:space="preserve"> </w:t>
-      </w:r>
-      <w:r>
-        <w:rPr>
-          <w:rFonts w:ascii="Arial" w:hAnsi="Arial" w:cs="Arial"/>
-        </w:rPr>
-        <w:t xml:space="preserve"> </w:t>
-      </w:r>
-      <w:proofErr w:type="spellStart"/>
-      <w:proofErr w:type="gramStart"/>
-      <w:r>
-        <w:rPr>
-          <w:rFonts w:ascii="Arial" w:hAnsi="Arial" w:cs="Arial"/>
-        </w:rPr>
-        <w:t>si</w:t>
-      </w:r>
-      <w:proofErr w:type="spellEnd"/>
-      <w:r>
-        <w:rPr>
-          <w:rFonts w:ascii="Arial" w:hAnsi="Arial" w:cs="Arial"/>
-        </w:rPr>
-        <w:t xml:space="preserve"> </w:t>
-      </w:r>
-      <w:r>
-        <w:rPr>
-          <w:rFonts w:ascii="Arial" w:hAnsi="Arial" w:cs="Arial"/>
-        </w:rPr>
-        <w:t xml:space="preserve"> </w:t>
-      </w:r>
-      <w:proofErr w:type="spellStart"/>
-      <w:r>
-        <w:rPr>
-          <w:rFonts w:ascii="Arial" w:hAnsi="Arial" w:cs="Arial"/>
-        </w:rPr>
-        <w:t>completarea</w:t>
-      </w:r>
-      <w:proofErr w:type="spellEnd"/>
-      <w:proofErr w:type="gramEnd"/>
-      <w:r>
-        <w:rPr>
-          <w:rFonts w:ascii="Arial" w:hAnsi="Arial" w:cs="Arial"/>
-        </w:rPr>
-        <w:t xml:space="preserve"> </w:t>
-      </w:r>
-      <w:r>
-        <w:rPr>
-          <w:rFonts w:ascii="Arial" w:hAnsi="Arial" w:cs="Arial"/>
-        </w:rPr>
-        <w:t xml:space="preserve"> </w:t>
-      </w:r>
-      <w:r>
-        <w:rPr>
-          <w:rFonts w:ascii="Arial" w:hAnsi="Arial" w:cs="Arial"/>
-        </w:rPr>
-        <w:t>OUG 28/</w:t>
-      </w:r>
-      <w:proofErr w:type="gramStart"/>
-      <w:r>
-        <w:rPr>
-          <w:rFonts w:ascii="Arial" w:hAnsi="Arial" w:cs="Arial"/>
-        </w:rPr>
-        <w:t>1999</w:t>
-      </w:r>
-      <w:r>
-        <w:rPr>
-          <w:rFonts w:ascii="Arial" w:hAnsi="Arial" w:cs="Arial"/>
-        </w:rPr>
-        <w:t xml:space="preserve"> </w:t>
-      </w:r>
-      <w:r>
-        <w:rPr>
-          <w:rFonts w:ascii="Arial" w:hAnsi="Arial" w:cs="Arial"/>
-        </w:rPr>
-        <w:t xml:space="preserve"> </w:t>
-      </w:r>
-      <w:proofErr w:type="spellStart"/>
-      <w:r>
-        <w:rPr>
-          <w:rFonts w:ascii="Arial" w:hAnsi="Arial" w:cs="Arial"/>
-        </w:rPr>
-        <w:t>privind</w:t>
-      </w:r>
-      <w:proofErr w:type="spellEnd"/>
-      <w:proofErr w:type="gramEnd"/>
-      <w:r>
-        <w:rPr>
-          <w:rFonts w:ascii="Arial" w:hAnsi="Arial" w:cs="Arial"/>
-        </w:rPr>
-        <w:t xml:space="preserve"> </w:t>
-      </w:r>
-      <w:r>
-        <w:rPr>
-          <w:rFonts w:ascii="Arial" w:hAnsi="Arial" w:cs="Arial"/>
-        </w:rPr>
-        <w:t xml:space="preserve"> </w:t>
-      </w:r>
-      <w:proofErr w:type="spellStart"/>
-      <w:proofErr w:type="gramStart"/>
+      <w:r>
+        <w:rPr>
+          <w:rFonts w:ascii="Arial" w:hAnsi="Arial" w:cs="Arial"/>
+        </w:rPr>
+        <w:t xml:space="preserve"> </w:t>
+      </w:r>
+      <w:r>
+        <w:rPr>
+          <w:rFonts w:ascii="Arial" w:hAnsi="Arial" w:cs="Arial"/>
+        </w:rPr>
+        <w:t xml:space="preserve"> </w:t>
+      </w:r>
+      <w:proofErr w:type="spellStart"/>
       <w:r>
         <w:rPr>
           <w:rFonts w:ascii="Arial" w:hAnsi="Arial" w:cs="Arial"/>
@@ -820,14 +711,88 @@
         <w:t>operatorilor</w:t>
       </w:r>
       <w:proofErr w:type="spellEnd"/>
-      <w:proofErr w:type="gramEnd"/>
-      <w:r>
-        <w:rPr>
-          <w:rFonts w:ascii="Arial" w:hAnsi="Arial" w:cs="Arial"/>
-        </w:rPr>
-        <w:t xml:space="preserve">  economici </w:t>
-      </w:r>
-      <w:proofErr w:type="gramStart"/>
+      <w:r>
+        <w:rPr>
+          <w:rFonts w:ascii="Arial" w:hAnsi="Arial" w:cs="Arial"/>
+        </w:rPr>
+        <w:t xml:space="preserve">  economici de </w:t>
+      </w:r>
+      <w:r>
+        <w:rPr>
+          <w:rFonts w:ascii="Arial" w:hAnsi="Arial" w:cs="Arial"/>
+        </w:rPr>
+        <w:t xml:space="preserve"> a</w:t>
+      </w:r>
+      <w:r>
+        <w:rPr>
+          <w:rFonts w:ascii="Arial" w:hAnsi="Arial" w:cs="Arial"/>
+        </w:rPr>
+        <w:t xml:space="preserve"> </w:t>
+      </w:r>
+      <w:r>
+        <w:rPr>
+          <w:rFonts w:ascii="Arial" w:hAnsi="Arial" w:cs="Arial"/>
+        </w:rPr>
+        <w:t xml:space="preserve"> </w:t>
+      </w:r>
+      <w:r>
+        <w:rPr>
+          <w:rFonts w:ascii="Arial" w:hAnsi="Arial" w:cs="Arial"/>
+        </w:rPr>
+        <w:t xml:space="preserve"> </w:t>
+      </w:r>
+      <w:proofErr w:type="spellStart"/>
+      <w:r>
+        <w:rPr>
+          <w:rFonts w:ascii="Arial" w:hAnsi="Arial" w:cs="Arial"/>
+        </w:rPr>
+        <w:t>utiliza</w:t>
+      </w:r>
+      <w:proofErr w:type="spellEnd"/>
+      <w:r>
+        <w:rPr>
+          <w:rFonts w:ascii="Arial" w:hAnsi="Arial" w:cs="Arial"/>
+        </w:rPr>
+        <w:t xml:space="preserve"> </w:t>
+      </w:r>
+      <w:r>
+        <w:rPr>
+          <w:rFonts w:ascii="Arial" w:hAnsi="Arial" w:cs="Arial"/>
+        </w:rPr>
+        <w:t xml:space="preserve"> </w:t>
+      </w:r>
+      <w:r>
+        <w:rPr>
+          <w:rFonts w:ascii="Arial" w:hAnsi="Arial" w:cs="Arial"/>
+        </w:rPr>
+        <w:t xml:space="preserve"> </w:t>
+      </w:r>
+      <w:proofErr w:type="spellStart"/>
+      <w:r>
+        <w:rPr>
+          <w:rFonts w:ascii="Arial" w:hAnsi="Arial" w:cs="Arial"/>
+        </w:rPr>
+        <w:t>aparate</w:t>
+      </w:r>
+      <w:proofErr w:type="spellEnd"/>
+      <w:r>
+        <w:rPr>
+          <w:rFonts w:ascii="Arial" w:hAnsi="Arial" w:cs="Arial"/>
+        </w:rPr>
+        <w:t xml:space="preserve"> </w:t>
+      </w:r>
+      <w:r>
+        <w:rPr>
+          <w:rFonts w:ascii="Arial" w:hAnsi="Arial" w:cs="Arial"/>
+        </w:rPr>
+        <w:t xml:space="preserve"> </w:t>
+      </w:r>
+      <w:r>
+        <w:rPr>
+          <w:rFonts w:ascii="Arial" w:hAnsi="Arial" w:cs="Arial"/>
+        </w:rPr>
+        <w:t xml:space="preserve"> </w:t>
+      </w:r>
       <w:r>
         <w:rPr>
           <w:rFonts w:ascii="Arial" w:hAnsi="Arial" w:cs="Arial"/>
@@ -838,89 +803,6 @@
         <w:rPr>
           <w:rFonts w:ascii="Arial" w:hAnsi="Arial" w:cs="Arial"/>
         </w:rPr>
-        <w:t xml:space="preserve"> a</w:t>
-      </w:r>
-      <w:proofErr w:type="gramEnd"/>
-      <w:r>
-        <w:rPr>
-          <w:rFonts w:ascii="Arial" w:hAnsi="Arial" w:cs="Arial"/>
-        </w:rPr>
-        <w:t xml:space="preserve"> </w:t>
-      </w:r>
-      <w:r>
-        <w:rPr>
-          <w:rFonts w:ascii="Arial" w:hAnsi="Arial" w:cs="Arial"/>
-        </w:rPr>
-        <w:t xml:space="preserve"> </w:t>
-      </w:r>
-      <w:r>
-        <w:rPr>
-          <w:rFonts w:ascii="Arial" w:hAnsi="Arial" w:cs="Arial"/>
-        </w:rPr>
-        <w:t xml:space="preserve"> </w:t>
-      </w:r>
-      <w:proofErr w:type="spellStart"/>
-      <w:r>
-        <w:rPr>
-          <w:rFonts w:ascii="Arial" w:hAnsi="Arial" w:cs="Arial"/>
-        </w:rPr>
-        <w:t>utiliza</w:t>
-      </w:r>
-      <w:proofErr w:type="spellEnd"/>
-      <w:r>
-        <w:rPr>
-          <w:rFonts w:ascii="Arial" w:hAnsi="Arial" w:cs="Arial"/>
-        </w:rPr>
-        <w:t xml:space="preserve"> </w:t>
-      </w:r>
-      <w:r>
-        <w:rPr>
-          <w:rFonts w:ascii="Arial" w:hAnsi="Arial" w:cs="Arial"/>
-        </w:rPr>
-        <w:t xml:space="preserve"> </w:t>
-      </w:r>
-      <w:r>
-        <w:rPr>
-          <w:rFonts w:ascii="Arial" w:hAnsi="Arial" w:cs="Arial"/>
-        </w:rPr>
-        <w:t xml:space="preserve"> </w:t>
-      </w:r>
-      <w:proofErr w:type="spellStart"/>
-      <w:r>
-        <w:rPr>
-          <w:rFonts w:ascii="Arial" w:hAnsi="Arial" w:cs="Arial"/>
-        </w:rPr>
-        <w:t>aparate</w:t>
-      </w:r>
-      <w:proofErr w:type="spellEnd"/>
-      <w:r>
-        <w:rPr>
-          <w:rFonts w:ascii="Arial" w:hAnsi="Arial" w:cs="Arial"/>
-        </w:rPr>
-        <w:t xml:space="preserve"> </w:t>
-      </w:r>
-      <w:r>
-        <w:rPr>
-          <w:rFonts w:ascii="Arial" w:hAnsi="Arial" w:cs="Arial"/>
-        </w:rPr>
-        <w:t xml:space="preserve"> </w:t>
-      </w:r>
-      <w:r>
-        <w:rPr>
-          <w:rFonts w:ascii="Arial" w:hAnsi="Arial" w:cs="Arial"/>
-        </w:rPr>
-        <w:t xml:space="preserve"> </w:t>
-      </w:r>
-      <w:r>
-        <w:rPr>
-          <w:rFonts w:ascii="Arial" w:hAnsi="Arial" w:cs="Arial"/>
-        </w:rPr>
-        <w:t xml:space="preserve">de </w:t>
-      </w:r>
-      <w:r>
-        <w:rPr>
-          <w:rFonts w:ascii="Arial" w:hAnsi="Arial" w:cs="Arial"/>
-        </w:rPr>
         <w:t xml:space="preserve"> </w:t>
       </w:r>
       <w:r>
@@ -982,7 +864,6 @@
         <w:t xml:space="preserve"> </w:t>
       </w:r>
       <w:proofErr w:type="spellStart"/>
-      <w:proofErr w:type="gramStart"/>
       <w:r>
         <w:rPr>
           <w:rFonts w:ascii="Arial" w:hAnsi="Arial" w:cs="Arial"/>
@@ -1002,7 +883,6 @@
         </w:rPr>
         <w:t xml:space="preserve">  .</w:t>
       </w:r>
-      <w:proofErr w:type="gramEnd"/>
     </w:p>
     <w:p>
       <w:pPr>
@@ -1075,36 +955,21 @@
         <w:rPr>
           <w:rFonts w:ascii="Arial" w:hAnsi="Arial" w:cs="Arial"/>
         </w:rPr>
-        <w:t xml:space="preserve"> s-</w:t>
-      </w:r>
-      <w:proofErr w:type="gramStart"/>
-      <w:r>
-        <w:rPr>
-          <w:rFonts w:ascii="Arial" w:hAnsi="Arial" w:cs="Arial"/>
-        </w:rPr>
-        <w:t>a</w:t>
-      </w:r>
-      <w:proofErr w:type="gramEnd"/>
-      <w:r>
-        <w:rPr>
-          <w:rFonts w:ascii="Arial" w:hAnsi="Arial" w:cs="Arial"/>
-        </w:rPr>
-        <w:t xml:space="preserve">  </w:t>
-      </w:r>
-      <w:r>
-        <w:rPr>
-          <w:rFonts w:ascii="Arial" w:hAnsi="Arial" w:cs="Arial"/>
-        </w:rPr>
-        <w:t xml:space="preserve"> </w:t>
-      </w:r>
-      <w:r>
-        <w:rPr>
-          <w:rFonts w:ascii="Arial" w:hAnsi="Arial" w:cs="Arial"/>
-        </w:rPr>
-        <w:t xml:space="preserve"> </w:t>
-      </w:r>
-      <w:proofErr w:type="spellStart"/>
-      <w:proofErr w:type="gramStart"/>
+        <w:t xml:space="preserve"> s-a  </w:t>
+      </w:r>
+      <w:r>
+        <w:rPr>
+          <w:rFonts w:ascii="Arial" w:hAnsi="Arial" w:cs="Arial"/>
+        </w:rPr>
+        <w:t xml:space="preserve"> </w:t>
+      </w:r>
+      <w:r>
+        <w:rPr>
+          <w:rFonts w:ascii="Arial" w:hAnsi="Arial" w:cs="Arial"/>
+        </w:rPr>
+        <w:t xml:space="preserve"> </w:t>
+      </w:r>
+      <w:proofErr w:type="spellStart"/>
       <w:r>
         <w:rPr>
           <w:rFonts w:ascii="Arial" w:hAnsi="Arial" w:cs="Arial"/>
@@ -1132,7 +997,6 @@
         <w:t>intre</w:t>
       </w:r>
       <w:proofErr w:type="spellEnd"/>
-      <w:proofErr w:type="gramEnd"/>
       <w:r>
         <w:rPr>
           <w:rFonts w:ascii="Arial" w:hAnsi="Arial" w:cs="Arial"/>
@@ -1213,21 +1077,7 @@
         <w:rPr>
           <w:rFonts w:ascii="Arial" w:hAnsi="Arial" w:cs="Arial"/>
         </w:rPr>
-        <w:t xml:space="preserve"> </w:t>
-      </w:r>
-      <w:proofErr w:type="gramStart"/>
-      <w:r>
-        <w:rPr>
-          <w:rFonts w:ascii="Arial" w:hAnsi="Arial" w:cs="Arial"/>
-        </w:rPr>
-        <w:t>a A</w:t>
-      </w:r>
-      <w:proofErr w:type="gramEnd"/>
-      <w:r>
-        <w:rPr>
-          <w:rFonts w:ascii="Arial" w:hAnsi="Arial" w:cs="Arial"/>
-        </w:rPr>
-        <w:t xml:space="preserve">.M.E.F. cu </w:t>
+        <w:t xml:space="preserve"> a A.M.E.F. cu </w:t>
       </w:r>
       <w:proofErr w:type="spellStart"/>
       <w:r>
@@ -1306,14 +1156,7 @@
         <w:rPr>
           <w:rFonts w:ascii="Arial" w:hAnsi="Arial" w:cs="Arial"/>
         </w:rPr>
-        <w:t>Data_</w:t>
-      </w:r>
-      <w:proofErr w:type="gramStart"/>
-      <w:r>
-        <w:rPr>
-          <w:rFonts w:ascii="Arial" w:hAnsi="Arial" w:cs="Arial"/>
-        </w:rPr>
-        <w:t>Aviz</w:t>
+        <w:t>Data_Aviz</w:t>
       </w:r>
       <w:proofErr w:type="spellEnd"/>
       <w:r>
@@ -1322,7 +1165,6 @@
         </w:rPr>
         <w:t>},</w:t>
       </w:r>
-      <w:proofErr w:type="gramEnd"/>
       <w:r>
         <w:rPr>
           <w:rFonts w:ascii="Arial" w:hAnsi="Arial" w:cs="Arial"/>
@@ -1770,21 +1612,7 @@
         <w:rPr>
           <w:rFonts w:ascii="Arial" w:hAnsi="Arial" w:cs="Arial"/>
         </w:rPr>
-        <w:t xml:space="preserve"> </w:t>
-      </w:r>
-      <w:proofErr w:type="gramStart"/>
-      <w:r>
-        <w:rPr>
-          <w:rFonts w:ascii="Arial" w:hAnsi="Arial" w:cs="Arial"/>
-        </w:rPr>
-        <w:t>a</w:t>
-      </w:r>
-      <w:proofErr w:type="gramEnd"/>
-      <w:r>
-        <w:rPr>
-          <w:rFonts w:ascii="Arial" w:hAnsi="Arial" w:cs="Arial"/>
-        </w:rPr>
-        <w:t xml:space="preserve"> </w:t>
+        <w:t xml:space="preserve"> a </w:t>
       </w:r>
       <w:proofErr w:type="spellStart"/>
       <w:r>
@@ -1918,7 +1746,6 @@
         <w:t xml:space="preserve"> </w:t>
       </w:r>
       <w:proofErr w:type="spellStart"/>
-      <w:proofErr w:type="gramStart"/>
       <w:r>
         <w:rPr>
           <w:rFonts w:ascii="Arial" w:hAnsi="Arial" w:cs="Arial"/>
@@ -1942,14 +1769,7 @@
         <w:rPr>
           <w:rFonts w:ascii="Arial" w:hAnsi="Arial" w:cs="Arial"/>
         </w:rPr>
-        <w:t xml:space="preserve"> :</w:t>
-      </w:r>
-      <w:proofErr w:type="gramEnd"/>
-      <w:r>
-        <w:rPr>
-          <w:rFonts w:ascii="Arial" w:hAnsi="Arial" w:cs="Arial"/>
-        </w:rPr>
-        <w:t xml:space="preserve"> </w:t>
+        <w:t xml:space="preserve"> : </w:t>
       </w:r>
       <w:r>
         <w:rPr>
@@ -2152,21 +1972,7 @@
         <w:rPr>
           <w:rFonts w:ascii="Arial" w:hAnsi="Arial" w:cs="Arial"/>
         </w:rPr>
-        <w:t xml:space="preserve"> </w:t>
-      </w:r>
-      <w:proofErr w:type="gramStart"/>
-      <w:r>
-        <w:rPr>
-          <w:rFonts w:ascii="Arial" w:hAnsi="Arial" w:cs="Arial"/>
-        </w:rPr>
-        <w:t>a</w:t>
-      </w:r>
-      <w:proofErr w:type="gramEnd"/>
-      <w:r>
-        <w:rPr>
-          <w:rFonts w:ascii="Arial" w:hAnsi="Arial" w:cs="Arial"/>
-        </w:rPr>
-        <w:t xml:space="preserve"> </w:t>
+        <w:t xml:space="preserve"> a </w:t>
       </w:r>
       <w:r>
         <w:rPr>
@@ -2178,35 +1984,7 @@
         <w:rPr>
           <w:rFonts w:ascii="Arial" w:hAnsi="Arial" w:cs="Arial"/>
         </w:rPr>
-        <w:t>AMEF</w:t>
-      </w:r>
-      <w:proofErr w:type="gramStart"/>
-      <w:r>
-        <w:rPr>
-          <w:rFonts w:ascii="Arial" w:hAnsi="Arial" w:cs="Arial"/>
-        </w:rPr>
-        <w:t>:  DA</w:t>
-      </w:r>
-      <w:proofErr w:type="gramEnd"/>
-      <w:r>
-        <w:rPr>
-          <w:rFonts w:ascii="Arial" w:hAnsi="Arial" w:cs="Arial"/>
-        </w:rPr>
-        <w:t xml:space="preserve"> / NU </w:t>
-      </w:r>
-      <w:proofErr w:type="gramStart"/>
-      <w:r>
-        <w:rPr>
-          <w:rFonts w:ascii="Arial" w:hAnsi="Arial" w:cs="Arial"/>
-        </w:rPr>
-        <w:t>( a</w:t>
-      </w:r>
-      <w:proofErr w:type="gramEnd"/>
-      <w:r>
-        <w:rPr>
-          <w:rFonts w:ascii="Arial" w:hAnsi="Arial" w:cs="Arial"/>
-        </w:rPr>
-        <w:t xml:space="preserve"> </w:t>
+        <w:t xml:space="preserve">AMEF:  DA / NU ( a </w:t>
       </w:r>
       <w:proofErr w:type="spellStart"/>
       <w:r>
@@ -2265,7 +2043,6 @@
         <w:t xml:space="preserve"> de </w:t>
       </w:r>
       <w:proofErr w:type="spellStart"/>
-      <w:proofErr w:type="gramStart"/>
       <w:r>
         <w:rPr>
           <w:rFonts w:ascii="Arial" w:hAnsi="Arial" w:cs="Arial"/>
@@ -2279,7 +2056,6 @@
         </w:rPr>
         <w:t xml:space="preserve"> )</w:t>
       </w:r>
-      <w:proofErr w:type="gramEnd"/>
     </w:p>
     <w:tbl>
       <w:tblPr>
@@ -2453,17 +2229,9 @@
         <w:rPr>
           <w:rFonts w:ascii="Arial" w:hAnsi="Arial" w:cs="Arial"/>
         </w:rPr>
-        <w:t xml:space="preserve"> </w:t>
-      </w:r>
-      <w:proofErr w:type="gramStart"/>
-      <w:r>
-        <w:rPr>
-          <w:rFonts w:ascii="Arial" w:hAnsi="Arial" w:cs="Arial"/>
-        </w:rPr>
-        <w:t>model: {</w:t>
-      </w:r>
-      <w:proofErr w:type="spellStart"/>
-      <w:proofErr w:type="gramEnd"/>
+        <w:t xml:space="preserve"> model: {</w:t>
+      </w:r>
+      <w:proofErr w:type="spellStart"/>
       <w:r>
         <w:rPr>
           <w:rFonts w:ascii="Arial" w:hAnsi="Arial" w:cs="Arial"/>
@@ -2471,7 +2239,6 @@
         <w:t>Model_Amef</w:t>
       </w:r>
       <w:proofErr w:type="spellEnd"/>
-      <w:proofErr w:type="gramStart"/>
       <w:r>
         <w:rPr>
           <w:rFonts w:ascii="Arial" w:hAnsi="Arial" w:cs="Arial"/>
@@ -2488,14 +2255,7 @@
         <w:rPr>
           <w:rFonts w:ascii="Arial" w:hAnsi="Arial" w:cs="Arial"/>
         </w:rPr>
-        <w:t>,</w:t>
-      </w:r>
-      <w:proofErr w:type="gramEnd"/>
-      <w:r>
-        <w:rPr>
-          <w:rFonts w:ascii="Arial" w:hAnsi="Arial" w:cs="Arial"/>
-        </w:rPr>
-        <w:t xml:space="preserve">  </w:t>
+        <w:t xml:space="preserve">,  </w:t>
       </w:r>
       <w:r>
         <w:rPr>
@@ -2504,7 +2264,6 @@
         <w:t xml:space="preserve">Serie </w:t>
       </w:r>
       <w:proofErr w:type="spellStart"/>
-      <w:proofErr w:type="gramStart"/>
       <w:r>
         <w:rPr>
           <w:rFonts w:ascii="Arial" w:hAnsi="Arial" w:cs="Arial"/>
@@ -2519,7 +2278,6 @@
         <w:t>: {</w:t>
       </w:r>
       <w:proofErr w:type="spellStart"/>
-      <w:proofErr w:type="gramEnd"/>
       <w:r>
         <w:rPr>
           <w:rFonts w:ascii="Arial" w:hAnsi="Arial" w:cs="Arial"/>
@@ -2527,7 +2285,6 @@
         <w:t>Serie_Amef</w:t>
       </w:r>
       <w:proofErr w:type="spellEnd"/>
-      <w:proofErr w:type="gramStart"/>
       <w:r>
         <w:rPr>
           <w:rFonts w:ascii="Arial" w:hAnsi="Arial" w:cs="Arial"/>
@@ -2538,16 +2295,8 @@
         <w:rPr>
           <w:rFonts w:ascii="Arial" w:hAnsi="Arial" w:cs="Arial"/>
         </w:rPr>
-        <w:t xml:space="preserve">,   </w:t>
-      </w:r>
-      <w:proofErr w:type="gramEnd"/>
-      <w:r>
-        <w:rPr>
-          <w:rFonts w:ascii="Arial" w:hAnsi="Arial" w:cs="Arial"/>
-        </w:rPr>
-        <w:t xml:space="preserve">   </w:t>
-      </w:r>
-      <w:proofErr w:type="gramStart"/>
+        <w:t xml:space="preserve">,      </w:t>
+      </w:r>
       <w:r>
         <w:rPr>
           <w:rFonts w:ascii="Arial" w:hAnsi="Arial" w:cs="Arial"/>
@@ -2558,14 +2307,7 @@
         <w:rPr>
           <w:rFonts w:ascii="Arial" w:hAnsi="Arial" w:cs="Arial"/>
         </w:rPr>
-        <w:t>,</w:t>
-      </w:r>
-      <w:proofErr w:type="gramEnd"/>
-      <w:r>
-        <w:rPr>
-          <w:rFonts w:ascii="Arial" w:hAnsi="Arial" w:cs="Arial"/>
-        </w:rPr>
-        <w:t xml:space="preserve"> </w:t>
+        <w:t xml:space="preserve">, </w:t>
       </w:r>
     </w:p>
     <w:p>
@@ -2615,14 +2357,7 @@
         <w:rPr>
           <w:rFonts w:ascii="Arial" w:hAnsi="Arial" w:cs="Arial"/>
         </w:rPr>
-        <w:t>Nume_</w:t>
-      </w:r>
-      <w:proofErr w:type="gramStart"/>
-      <w:r>
-        <w:rPr>
-          <w:rFonts w:ascii="Arial" w:hAnsi="Arial" w:cs="Arial"/>
-        </w:rPr>
-        <w:t>Firma</w:t>
+        <w:t>Nume_Firma</w:t>
       </w:r>
       <w:proofErr w:type="spellEnd"/>
       <w:r>
@@ -2635,14 +2370,7 @@
         <w:rPr>
           <w:rFonts w:ascii="Arial" w:hAnsi="Arial" w:cs="Arial"/>
         </w:rPr>
-        <w:t>,</w:t>
-      </w:r>
-      <w:proofErr w:type="gramEnd"/>
-      <w:r>
-        <w:rPr>
-          <w:rFonts w:ascii="Arial" w:hAnsi="Arial" w:cs="Arial"/>
-        </w:rPr>
-        <w:t xml:space="preserve"> cu </w:t>
+        <w:t xml:space="preserve">, cu </w:t>
       </w:r>
       <w:proofErr w:type="spellStart"/>
       <w:r>
@@ -2677,28 +2405,14 @@
         <w:rPr>
           <w:rFonts w:ascii="Arial" w:hAnsi="Arial" w:cs="Arial"/>
         </w:rPr>
-        <w:t>Sediu_</w:t>
-      </w:r>
-      <w:proofErr w:type="gramStart"/>
-      <w:r>
-        <w:rPr>
-          <w:rFonts w:ascii="Arial" w:hAnsi="Arial" w:cs="Arial"/>
-        </w:rPr>
-        <w:t>Social</w:t>
-      </w:r>
-      <w:proofErr w:type="spellEnd"/>
-      <w:r>
-        <w:rPr>
-          <w:rFonts w:ascii="Arial" w:hAnsi="Arial" w:cs="Arial"/>
-        </w:rPr>
-        <w:t>},</w:t>
-      </w:r>
-      <w:proofErr w:type="gramEnd"/>
-      <w:r>
-        <w:rPr>
-          <w:rFonts w:ascii="Arial" w:hAnsi="Arial" w:cs="Arial"/>
-        </w:rPr>
-        <w:t xml:space="preserve"> </w:t>
+        <w:t>Sediu_Social</w:t>
+      </w:r>
+      <w:proofErr w:type="spellEnd"/>
+      <w:r>
+        <w:rPr>
+          <w:rFonts w:ascii="Arial" w:hAnsi="Arial" w:cs="Arial"/>
+        </w:rPr>
+        <w:t xml:space="preserve">}, </w:t>
       </w:r>
       <w:proofErr w:type="spellStart"/>
       <w:r>
@@ -2773,28 +2487,14 @@
         <w:rPr>
           <w:rFonts w:ascii="Arial" w:hAnsi="Arial" w:cs="Arial"/>
         </w:rPr>
-        <w:t>Punct_</w:t>
-      </w:r>
-      <w:proofErr w:type="gramStart"/>
-      <w:r>
-        <w:rPr>
-          <w:rFonts w:ascii="Arial" w:hAnsi="Arial" w:cs="Arial"/>
-        </w:rPr>
-        <w:t>Lucru</w:t>
-      </w:r>
-      <w:proofErr w:type="spellEnd"/>
-      <w:r>
-        <w:rPr>
-          <w:rFonts w:ascii="Arial" w:hAnsi="Arial" w:cs="Arial"/>
-        </w:rPr>
-        <w:t>},</w:t>
-      </w:r>
-      <w:proofErr w:type="gramEnd"/>
-      <w:r>
-        <w:rPr>
-          <w:rFonts w:ascii="Arial" w:hAnsi="Arial" w:cs="Arial"/>
-        </w:rPr>
-        <w:t xml:space="preserve"> </w:t>
+        <w:t>Punct_Lucru</w:t>
+      </w:r>
+      <w:proofErr w:type="spellEnd"/>
+      <w:r>
+        <w:rPr>
+          <w:rFonts w:ascii="Arial" w:hAnsi="Arial" w:cs="Arial"/>
+        </w:rPr>
+        <w:t xml:space="preserve">}, </w:t>
       </w:r>
       <w:proofErr w:type="spellStart"/>
       <w:r>
@@ -2874,21 +2574,7 @@
         <w:rPr>
           <w:rFonts w:ascii="Arial" w:hAnsi="Arial" w:cs="Arial"/>
         </w:rPr>
-        <w:t xml:space="preserve"> verbal s-</w:t>
-      </w:r>
-      <w:proofErr w:type="gramStart"/>
-      <w:r>
-        <w:rPr>
-          <w:rFonts w:ascii="Arial" w:hAnsi="Arial" w:cs="Arial"/>
-        </w:rPr>
-        <w:t>a</w:t>
-      </w:r>
-      <w:proofErr w:type="gramEnd"/>
-      <w:r>
-        <w:rPr>
-          <w:rFonts w:ascii="Arial" w:hAnsi="Arial" w:cs="Arial"/>
-        </w:rPr>
-        <w:t xml:space="preserve"> </w:t>
+        <w:t xml:space="preserve"> verbal s-a </w:t>
       </w:r>
       <w:proofErr w:type="spellStart"/>
       <w:r>
@@ -2986,21 +2672,7 @@
         <w:rPr>
           <w:rFonts w:ascii="Arial" w:hAnsi="Arial" w:cs="Arial"/>
         </w:rPr>
-        <w:t xml:space="preserve"> exemplar la D.G.F.P Satu Mare - </w:t>
-      </w:r>
-      <w:proofErr w:type="spellStart"/>
-      <w:r>
-        <w:rPr>
-          <w:rFonts w:ascii="Arial" w:hAnsi="Arial" w:cs="Arial"/>
-        </w:rPr>
-        <w:t>Serviciul</w:t>
-      </w:r>
-      <w:proofErr w:type="spellEnd"/>
-      <w:r>
-        <w:rPr>
-          <w:rFonts w:ascii="Arial" w:hAnsi="Arial" w:cs="Arial"/>
-        </w:rPr>
-        <w:t xml:space="preserve"> </w:t>
+        <w:t xml:space="preserve"> exemplar la D.G.F.P Satu Mare - Serviciul </w:t>
       </w:r>
       <w:proofErr w:type="spellStart"/>
       <w:r>
@@ -3531,21 +3203,7 @@
         <w:rPr>
           <w:rFonts w:ascii="Arial" w:hAnsi="Arial" w:cs="Arial"/>
         </w:rPr>
-        <w:t xml:space="preserve"> de 10 </w:t>
-      </w:r>
-      <w:proofErr w:type="gramStart"/>
-      <w:r>
-        <w:rPr>
-          <w:rFonts w:ascii="Arial" w:hAnsi="Arial" w:cs="Arial"/>
-        </w:rPr>
-        <w:t>ani</w:t>
-      </w:r>
-      <w:proofErr w:type="gramEnd"/>
-      <w:r>
-        <w:rPr>
-          <w:rFonts w:ascii="Arial" w:hAnsi="Arial" w:cs="Arial"/>
-        </w:rPr>
-        <w:t>.</w:t>
+        <w:t xml:space="preserve"> de 10 ani.</w:t>
       </w:r>
     </w:p>
     <w:p>
@@ -3616,7 +3274,6 @@
         </w:rPr>
         <w:t xml:space="preserve">     </w:t>
       </w:r>
-      <w:proofErr w:type="gramStart"/>
       <w:r>
         <w:rPr>
           <w:b/>
@@ -3635,7 +3292,6 @@
         </w:rPr>
         <w:t xml:space="preserve">  SERVICE</w:t>
       </w:r>
-      <w:proofErr w:type="gramEnd"/>
       <w:r>
         <w:rPr>
           <w:b/>
@@ -3731,91 +3387,56 @@
         <w:spacing w:after="0" w:line="240" w:lineRule="auto"/>
         <w:jc w:val="both"/>
         <w:rPr>
-          <w:b/>
-          <w:sz w:val="24"/>
-          <w:szCs w:val="24"/>
-        </w:rPr>
-      </w:pPr>
-      <w:r>
-        <w:rPr>
-          <w:b/>
-          <w:sz w:val="24"/>
-          <w:szCs w:val="24"/>
-        </w:rPr>
-        <w:t xml:space="preserve">           </w:t>
-      </w:r>
-      <w:r>
-        <w:rPr>
-          <w:b/>
-          <w:sz w:val="24"/>
-          <w:szCs w:val="24"/>
-          <w:u w:val="single"/>
-        </w:rPr>
-        <w:t>ACREDITAT</w:t>
-      </w:r>
-      <w:r>
-        <w:rPr>
-          <w:b/>
-          <w:sz w:val="24"/>
-          <w:szCs w:val="24"/>
-        </w:rPr>
-        <w:t xml:space="preserve"> </w:t>
-      </w:r>
-      <w:r>
-        <w:rPr>
-          <w:b/>
-          <w:sz w:val="24"/>
-          <w:szCs w:val="24"/>
-        </w:rPr>
-        <w:tab/>
-      </w:r>
-    </w:p>
-    <w:p>
-      <w:pPr>
-        <w:spacing w:after="0" w:line="240" w:lineRule="auto"/>
-        <w:rPr>
           <w:rFonts w:ascii="Arial" w:eastAsia="Times New Roman" w:hAnsi="Arial" w:cs="Arial"/>
           <w:sz w:val="16"/>
           <w:szCs w:val="16"/>
           <w:lang w:val="fr-FR"/>
         </w:rPr>
       </w:pPr>
-    </w:p>
-    <w:p>
-      <w:pPr>
-        <w:spacing w:after="0" w:line="240" w:lineRule="auto"/>
-        <w:jc w:val="center"/>
-        <w:rPr>
-          <w:rFonts w:ascii="Arial" w:eastAsia="Times New Roman" w:hAnsi="Arial" w:cs="Arial"/>
-          <w:sz w:val="16"/>
-          <w:szCs w:val="16"/>
-          <w:lang w:val="fr-FR"/>
-        </w:rPr>
-      </w:pPr>
-    </w:p>
-    <w:p>
-      <w:pPr>
-        <w:spacing w:after="0" w:line="240" w:lineRule="auto"/>
-        <w:jc w:val="center"/>
-        <w:rPr>
-          <w:rFonts w:ascii="Arial" w:eastAsia="Times New Roman" w:hAnsi="Arial" w:cs="Arial"/>
-          <w:sz w:val="16"/>
-          <w:szCs w:val="16"/>
-          <w:lang w:val="fr-FR"/>
-        </w:rPr>
-      </w:pPr>
-    </w:p>
-    <w:p>
-      <w:pPr>
-        <w:spacing w:after="0" w:line="240" w:lineRule="auto"/>
-        <w:jc w:val="center"/>
-        <w:rPr>
-          <w:rFonts w:ascii="Arial" w:eastAsia="Times New Roman" w:hAnsi="Arial" w:cs="Arial"/>
-          <w:sz w:val="16"/>
-          <w:szCs w:val="16"/>
-          <w:lang w:val="fr-FR"/>
-        </w:rPr>
-      </w:pPr>
+      <w:r>
+        <w:rPr>
+          <w:b/>
+          <w:sz w:val="24"/>
+          <w:szCs w:val="24"/>
+        </w:rPr>
+        <w:t xml:space="preserve">           </w:t>
+      </w:r>
+      <w:r>
+        <w:rPr>
+          <w:bCs/>
+          <w:sz w:val="24"/>
+          <w:szCs w:val="24"/>
+          <w:u w:val="single"/>
+        </w:rPr>
+        <w:t>{</w:t>
+      </w:r>
+      <w:proofErr w:type="spellStart"/>
+      <w:r>
+        <w:rPr>
+          <w:bCs/>
+          <w:sz w:val="24"/>
+          <w:szCs w:val="24"/>
+        </w:rPr>
+        <w:t>Semnatura</w:t>
+      </w:r>
+      <w:proofErr w:type="spellEnd"/>
+      <w:r>
+        <w:rPr>
+          <w:bCs/>
+          <w:sz w:val="24"/>
+          <w:szCs w:val="24"/>
+          <w:u w:val="single"/>
+        </w:rPr>
+        <w:t>}</w:t>
+      </w:r>
+      <w:r>
+        <w:rPr>
+          <w:bCs/>
+          <w:sz w:val="24"/>
+          <w:szCs w:val="24"/>
+        </w:rPr>
+        <w:tab/>
+      </w:r>
     </w:p>
     <w:p>
       <w:pPr>
